--- a/prosedurler/EMS.İP.TL.24.03. Uster Measurement and Yarn Breakage Follow-up Instruction.docx
+++ b/prosedurler/EMS.İP.TL.24.03. Uster Measurement and Yarn Breakage Follow-up Instruction.docx
@@ -1237,7 +1237,7 @@
           <w:sz w:val="24"/>
           <w:szCs w:val="24"/>
         </w:rPr>
-        <w:t xml:space="preserve">PRS-IPL-04 Yarn Quality Control Procedure; TLM-IPL-06 Uster measurement; TLM-IPL-07 Yarn breakage follow-up</w:t>
+        <w:t xml:space="preserve">EMS.İP.PRO.24.02 Yarn Quality Control Procedure; EMS.İP.TL.24.03 Uster measurement; EMS.İP.TL.24.03 Yarn breakage follow-up</w:t>
       </w:r>
     </w:p>
     <w:p>
@@ -2707,7 +2707,7 @@
           <w:sz w:val="24"/>
           <w:szCs w:val="24"/>
         </w:rPr>
-        <w:t xml:space="preserve">PRS-IPL-04 إجراء مراقبة جودة الخيط؛ TLM-IPL-06 قياس Uster؛ TLM-IPL-07 متابعة قطع الخيوط</w:t>
+        <w:t xml:space="preserve">EMS.İP.PRO.24.02 إجراء مراقبة جودة الخيط؛ EMS.İP.TL.24.03 قياس Uster؛ EMS.İP.TL.24.03 متابعة قطع الخيوط</w:t>
       </w:r>
     </w:p>
     <w:p>
